--- a/poi-tl/src/test/resources/template/render_insert_fill_2.docx
+++ b/poi-tl/src/test/resources/template/render_insert_fill_2.docx
@@ -646,6 +646,7 @@
             <w:insideH w:val="single" w:color="auto" w:sz="4" w:space="0"/>
             <w:insideV w:val="single" w:color="auto" w:sz="4" w:space="0"/>
           </w:tblBorders>
+          <w:shd w:val="clear" w:color="auto" w:fill="auto"/>
           <w:tblCellMar>
             <w:top w:w="0" w:type="dxa"/>
             <w:left w:w="108" w:type="dxa"/>
@@ -986,7 +987,7 @@
           </w:tblCellMar>
         </w:tblPrEx>
         <w:trPr>
-          <w:trHeight w:val="437" w:hRule="atLeast"/>
+          <w:trHeight w:val="624" w:hRule="exact"/>
           <w:jc w:val="center"/>
         </w:trPr>
         <w:tc>
@@ -1061,6 +1062,7 @@
                 <w:kern w:val="2"/>
                 <w:sz w:val="21"/>
                 <w:szCs w:val="21"/>
+                <w:lang w:val="en-US"/>
               </w:rPr>
             </w:pPr>
             <w:r>
@@ -1078,6 +1080,22 @@
                 </w14:textFill>
               </w:rPr>
               <w:t>[qywz]</w:t>
+            </w:r>
+            <w:r>
+              <w:rPr>
+                <w:rFonts w:hint="eastAsia" w:ascii="Times New Roman" w:hAnsi="Times New Roman" w:eastAsia="宋体" w:cs="Times New Roman"/>
+                <w:color w:val="000000" w:themeColor="text1"/>
+                <w:kern w:val="2"/>
+                <w:sz w:val="21"/>
+                <w:szCs w:val="21"/>
+                <w:lang w:val="en-US" w:eastAsia="zh-CN" w:bidi="ar"/>
+                <w14:textFill>
+                  <w14:solidFill>
+                    <w14:schemeClr w14:val="tx1"/>
+                  </w14:solidFill>
+                </w14:textFill>
+              </w:rPr>
+              <w:t>[vmerge]</w:t>
             </w:r>
           </w:p>
         </w:tc>
@@ -1085,7 +1103,6 @@
           <w:tcPr>
             <w:tcW w:w="1984" w:type="dxa"/>
             <w:gridSpan w:val="2"/>
-            <w:vMerge w:val="restart"/>
             <w:tcBorders>
               <w:top w:val="nil"/>
               <w:left w:val="single" w:color="auto" w:sz="4" w:space="0"/>
@@ -1132,7 +1149,6 @@
         <w:tc>
           <w:tcPr>
             <w:tcW w:w="1843" w:type="dxa"/>
-            <w:vMerge w:val="restart"/>
             <w:tcBorders>
               <w:top w:val="nil"/>
               <w:left w:val="single" w:color="auto" w:sz="4" w:space="0"/>
@@ -1189,7 +1205,25 @@
                   </w14:solidFill>
                 </w14:textFill>
               </w:rPr>
-              <w:t xml:space="preserve"> [companyName]</w:t>
+              <w:t xml:space="preserve"> [v</w:t>
+            </w:r>
+            <w:bookmarkStart w:id="0" w:name="_GoBack"/>
+            <w:bookmarkEnd w:id="0"/>
+            <w:r>
+              <w:rPr>
+                <w:rFonts w:hint="eastAsia" w:ascii="Times New Roman" w:hAnsi="Times New Roman" w:eastAsia="宋体" w:cs="Times New Roman"/>
+                <w:color w:val="000000" w:themeColor="text1"/>
+                <w:kern w:val="2"/>
+                <w:sz w:val="21"/>
+                <w:szCs w:val="21"/>
+                <w:lang w:val="en-US" w:eastAsia="zh-CN" w:bidi="ar"/>
+                <w14:textFill>
+                  <w14:solidFill>
+                    <w14:schemeClr w14:val="tx1"/>
+                  </w14:solidFill>
+                </w14:textFill>
+              </w:rPr>
+              <w:t>merge][companyName]</w:t>
             </w:r>
           </w:p>
         </w:tc>
@@ -1314,219 +1348,7 @@
             <w:insideH w:val="single" w:color="auto" w:sz="4" w:space="0"/>
             <w:insideV w:val="single" w:color="auto" w:sz="4" w:space="0"/>
           </w:tblBorders>
-          <w:tblCellMar>
-            <w:top w:w="0" w:type="dxa"/>
-            <w:left w:w="108" w:type="dxa"/>
-            <w:bottom w:w="0" w:type="dxa"/>
-            <w:right w:w="108" w:type="dxa"/>
-          </w:tblCellMar>
-        </w:tblPrEx>
-        <w:trPr>
-          <w:trHeight w:val="437" w:hRule="atLeast"/>
-          <w:jc w:val="center"/>
-        </w:trPr>
-        <w:tc>
-          <w:tcPr>
-            <w:tcW w:w="993" w:type="dxa"/>
-            <w:tcBorders>
-              <w:top w:val="single" w:color="auto" w:sz="4" w:space="0"/>
-              <w:left w:val="single" w:color="auto" w:sz="4" w:space="0"/>
-              <w:bottom w:val="single" w:color="auto" w:sz="4" w:space="0"/>
-              <w:right w:val="single" w:color="auto" w:sz="4" w:space="0"/>
-            </w:tcBorders>
-            <w:shd w:val="clear" w:color="auto" w:fill="auto"/>
-            <w:vAlign w:val="center"/>
-          </w:tcPr>
-          <w:p>
-            <w:pPr>
-              <w:keepNext w:val="0"/>
-              <w:keepLines w:val="0"/>
-              <w:widowControl/>
-              <w:suppressLineNumbers w:val="0"/>
-              <w:spacing w:before="0" w:beforeAutospacing="0" w:after="0" w:afterAutospacing="0"/>
-              <w:ind w:left="0" w:right="0"/>
-              <w:jc w:val="center"/>
-              <w:rPr>
-                <w:rFonts w:hint="default" w:ascii="Times New Roman" w:hAnsi="Times New Roman" w:eastAsia="宋体" w:cs="Times New Roman"/>
-                <w:kern w:val="2"/>
-                <w:sz w:val="21"/>
-                <w:szCs w:val="21"/>
-              </w:rPr>
-            </w:pPr>
-          </w:p>
-        </w:tc>
-        <w:tc>
-          <w:tcPr>
-            <w:tcW w:w="1925" w:type="dxa"/>
-            <w:tcBorders>
-              <w:top w:val="single" w:color="auto" w:sz="4" w:space="0"/>
-              <w:left w:val="single" w:color="auto" w:sz="4" w:space="0"/>
-              <w:bottom w:val="single" w:color="auto" w:sz="4" w:space="0"/>
-              <w:right w:val="single" w:color="auto" w:sz="4" w:space="0"/>
-            </w:tcBorders>
-            <w:shd w:val="clear" w:color="auto" w:fill="auto"/>
-            <w:vAlign w:val="center"/>
-          </w:tcPr>
-          <w:p>
-            <w:pPr>
-              <w:keepNext w:val="0"/>
-              <w:keepLines w:val="0"/>
-              <w:widowControl/>
-              <w:suppressLineNumbers w:val="0"/>
-              <w:spacing w:before="0" w:beforeAutospacing="0" w:after="0" w:afterAutospacing="0"/>
-              <w:ind w:left="0" w:right="0"/>
-              <w:jc w:val="center"/>
-              <w:rPr>
-                <w:rFonts w:hint="default" w:ascii="Times New Roman" w:hAnsi="Times New Roman" w:eastAsia="宋体" w:cs="Times New Roman"/>
-                <w:kern w:val="2"/>
-                <w:sz w:val="21"/>
-                <w:szCs w:val="21"/>
-                <w:lang w:val="en-US" w:eastAsia="zh-CN"/>
-              </w:rPr>
-            </w:pPr>
-            <w:r>
-              <w:rPr>
-                <w:rFonts w:hint="eastAsia" w:ascii="Times New Roman" w:hAnsi="Times New Roman" w:eastAsia="宋体" w:cs="Times New Roman"/>
-                <w:kern w:val="2"/>
-                <w:sz w:val="21"/>
-                <w:szCs w:val="21"/>
-                <w:lang w:val="en-US" w:eastAsia="zh-CN"/>
-              </w:rPr>
-              <w:t>以下空白</w:t>
-            </w:r>
-          </w:p>
-        </w:tc>
-        <w:tc>
-          <w:tcPr>
-            <w:tcW w:w="1984" w:type="dxa"/>
-            <w:gridSpan w:val="2"/>
-            <w:vMerge w:val="continue"/>
-            <w:tcBorders>
-              <w:top w:val="nil"/>
-              <w:left w:val="single" w:color="auto" w:sz="4" w:space="0"/>
-              <w:bottom w:val="single" w:color="auto" w:sz="4" w:space="0"/>
-              <w:right w:val="single" w:color="auto" w:sz="4" w:space="0"/>
-            </w:tcBorders>
-            <w:shd w:val="clear" w:color="auto" w:fill="auto"/>
-            <w:vAlign w:val="center"/>
-          </w:tcPr>
-          <w:p>
-            <w:pPr>
-              <w:keepNext w:val="0"/>
-              <w:keepLines w:val="0"/>
-              <w:widowControl/>
-              <w:suppressLineNumbers w:val="0"/>
-              <w:spacing w:before="0" w:beforeAutospacing="0" w:after="0" w:afterAutospacing="0"/>
-              <w:ind w:left="0" w:right="0"/>
-              <w:rPr>
-                <w:rFonts w:hint="default" w:ascii="Times New Roman" w:hAnsi="Times New Roman" w:cs="Times New Roman"/>
-                <w:sz w:val="20"/>
-                <w:szCs w:val="20"/>
-              </w:rPr>
-            </w:pPr>
-          </w:p>
-        </w:tc>
-        <w:tc>
-          <w:tcPr>
-            <w:tcW w:w="1843" w:type="dxa"/>
-            <w:vMerge w:val="continue"/>
-            <w:tcBorders>
-              <w:top w:val="nil"/>
-              <w:left w:val="single" w:color="auto" w:sz="4" w:space="0"/>
-              <w:bottom w:val="single" w:color="auto" w:sz="4" w:space="0"/>
-              <w:right w:val="single" w:color="auto" w:sz="4" w:space="0"/>
-            </w:tcBorders>
-            <w:shd w:val="clear" w:color="auto" w:fill="auto"/>
-            <w:vAlign w:val="center"/>
-          </w:tcPr>
-          <w:p>
-            <w:pPr>
-              <w:keepNext w:val="0"/>
-              <w:keepLines w:val="0"/>
-              <w:widowControl/>
-              <w:suppressLineNumbers w:val="0"/>
-              <w:spacing w:before="0" w:beforeAutospacing="0" w:after="0" w:afterAutospacing="0"/>
-              <w:ind w:left="0" w:right="0"/>
-              <w:rPr>
-                <w:rFonts w:hint="default" w:ascii="Times New Roman" w:hAnsi="Times New Roman" w:cs="Times New Roman"/>
-                <w:sz w:val="20"/>
-                <w:szCs w:val="20"/>
-              </w:rPr>
-            </w:pPr>
-          </w:p>
-        </w:tc>
-        <w:tc>
-          <w:tcPr>
-            <w:tcW w:w="1843" w:type="dxa"/>
-            <w:gridSpan w:val="3"/>
-            <w:tcBorders>
-              <w:top w:val="single" w:color="auto" w:sz="4" w:space="0"/>
-              <w:left w:val="single" w:color="auto" w:sz="4" w:space="0"/>
-              <w:bottom w:val="single" w:color="auto" w:sz="4" w:space="0"/>
-              <w:right w:val="single" w:color="auto" w:sz="4" w:space="0"/>
-            </w:tcBorders>
-            <w:shd w:val="clear" w:color="auto" w:fill="auto"/>
-            <w:vAlign w:val="center"/>
-          </w:tcPr>
-          <w:p>
-            <w:pPr>
-              <w:keepNext w:val="0"/>
-              <w:keepLines w:val="0"/>
-              <w:widowControl/>
-              <w:suppressLineNumbers w:val="0"/>
-              <w:spacing w:before="0" w:beforeAutospacing="0" w:after="0" w:afterAutospacing="0"/>
-              <w:ind w:left="0" w:right="0"/>
-              <w:jc w:val="center"/>
-              <w:rPr>
-                <w:rFonts w:hint="default" w:ascii="Times New Roman" w:hAnsi="Times New Roman" w:eastAsia="宋体" w:cs="Times New Roman"/>
-                <w:kern w:val="2"/>
-                <w:sz w:val="21"/>
-                <w:szCs w:val="21"/>
-              </w:rPr>
-            </w:pPr>
-          </w:p>
-        </w:tc>
-        <w:tc>
-          <w:tcPr>
-            <w:tcW w:w="1301" w:type="dxa"/>
-            <w:tcBorders>
-              <w:top w:val="single" w:color="auto" w:sz="4" w:space="0"/>
-              <w:left w:val="single" w:color="auto" w:sz="4" w:space="0"/>
-              <w:bottom w:val="single" w:color="auto" w:sz="4" w:space="0"/>
-              <w:right w:val="single" w:color="auto" w:sz="4" w:space="0"/>
-            </w:tcBorders>
-            <w:shd w:val="clear" w:color="auto" w:fill="auto"/>
-            <w:vAlign w:val="center"/>
-          </w:tcPr>
-          <w:p>
-            <w:pPr>
-              <w:keepNext w:val="0"/>
-              <w:keepLines w:val="0"/>
-              <w:widowControl/>
-              <w:suppressLineNumbers w:val="0"/>
-              <w:spacing w:before="0" w:beforeAutospacing="0" w:after="0" w:afterAutospacing="0"/>
-              <w:ind w:left="0" w:right="0"/>
-              <w:jc w:val="center"/>
-              <w:rPr>
-                <w:rFonts w:hint="default" w:ascii="Times New Roman" w:hAnsi="Times New Roman" w:eastAsia="宋体" w:cs="Times New Roman"/>
-                <w:kern w:val="2"/>
-                <w:sz w:val="21"/>
-                <w:szCs w:val="21"/>
-              </w:rPr>
-            </w:pPr>
-          </w:p>
-        </w:tc>
-      </w:tr>
-      <w:tr>
-        <w:tblPrEx>
-          <w:tblBorders>
-            <w:top w:val="single" w:color="auto" w:sz="4" w:space="0"/>
-            <w:left w:val="single" w:color="auto" w:sz="4" w:space="0"/>
-            <w:bottom w:val="single" w:color="auto" w:sz="4" w:space="0"/>
-            <w:right w:val="single" w:color="auto" w:sz="4" w:space="0"/>
-            <w:insideH w:val="single" w:color="auto" w:sz="4" w:space="0"/>
-            <w:insideV w:val="single" w:color="auto" w:sz="4" w:space="0"/>
-          </w:tblBorders>
+          <w:shd w:val="clear" w:color="auto" w:fill="auto"/>
           <w:tblCellMar>
             <w:top w:w="0" w:type="dxa"/>
             <w:left w:w="108" w:type="dxa"/>
@@ -1810,8 +1632,6 @@
           <w:lang w:val="en-US" w:eastAsia="zh-CN"/>
         </w:rPr>
       </w:pPr>
-      <w:bookmarkStart w:id="0" w:name="_GoBack"/>
-      <w:bookmarkEnd w:id="0"/>
     </w:p>
     <w:sectPr>
       <w:headerReference r:id="rId5" w:type="first"/>

--- a/poi-tl/src/test/resources/template/render_insert_fill_2.docx
+++ b/poi-tl/src/test/resources/template/render_insert_fill_2.docx
@@ -5,7 +5,7 @@
     <w:tbl>
       <w:tblPr>
         <w:tblStyle w:val="7"/>
-        <w:tblW w:w="9889" w:type="dxa"/>
+        <w:tblW w:w="11190" w:type="dxa"/>
         <w:jc w:val="center"/>
         <w:tblBorders>
           <w:top w:val="single" w:color="auto" w:sz="4" w:space="0"/>
@@ -33,6 +33,7 @@
         <w:gridCol w:w="113"/>
         <w:gridCol w:w="808"/>
         <w:gridCol w:w="922"/>
+        <w:gridCol w:w="1301"/>
         <w:gridCol w:w="1301"/>
       </w:tblGrid>
       <w:tr>
@@ -101,22 +102,8 @@
               </w:rPr>
               <w:t>序号</w:t>
             </w:r>
-            <w:r>
-              <w:rPr>
-                <w:rFonts w:hint="default" w:ascii="Times New Roman" w:hAnsi="Times New Roman" w:eastAsia="宋体" w:cs="Times New Roman"/>
-                <w:color w:val="000000" w:themeColor="text1"/>
-                <w:kern w:val="2"/>
-                <w:sz w:val="21"/>
-                <w:szCs w:val="21"/>
-                <w:lang w:val="en-US" w:eastAsia="zh-CN" w:bidi="ar"/>
-                <w14:textFill>
-                  <w14:solidFill>
-                    <w14:schemeClr w14:val="tx1"/>
-                  </w14:solidFill>
-                </w14:textFill>
-              </w:rPr>
-              <w:t>{{test}}</w:t>
-            </w:r>
+            <w:bookmarkStart w:id="0" w:name="_GoBack"/>
+            <w:bookmarkEnd w:id="0"/>
           </w:p>
         </w:tc>
         <w:tc>
@@ -348,6 +335,75 @@
                 </w14:textFill>
               </w:rPr>
               <w:t>结果判定</w:t>
+            </w:r>
+          </w:p>
+        </w:tc>
+        <w:tc>
+          <w:tcPr>
+            <w:tcW w:w="1301" w:type="dxa"/>
+            <w:vMerge w:val="restart"/>
+            <w:tcBorders>
+              <w:top w:val="single" w:color="auto" w:sz="4" w:space="0"/>
+              <w:left w:val="single" w:color="auto" w:sz="4" w:space="0"/>
+              <w:right w:val="single" w:color="auto" w:sz="4" w:space="0"/>
+            </w:tcBorders>
+            <w:shd w:val="clear" w:color="auto" w:fill="auto"/>
+            <w:vAlign w:val="center"/>
+          </w:tcPr>
+          <w:p>
+            <w:pPr>
+              <w:keepNext w:val="0"/>
+              <w:keepLines w:val="0"/>
+              <w:widowControl/>
+              <w:suppressLineNumbers w:val="0"/>
+              <w:spacing w:before="0" w:beforeAutospacing="0" w:after="0" w:afterAutospacing="0"/>
+              <w:ind w:left="0" w:right="0"/>
+              <w:jc w:val="center"/>
+              <w:rPr>
+                <w:rFonts w:hint="eastAsia" w:ascii="宋体" w:hAnsi="宋体" w:eastAsia="宋体" w:cs="宋体"/>
+                <w:color w:val="000000" w:themeColor="text1"/>
+                <w:kern w:val="2"/>
+                <w:sz w:val="21"/>
+                <w:szCs w:val="21"/>
+                <w:lang w:val="en-US" w:eastAsia="zh-CN" w:bidi="ar"/>
+                <w14:textFill>
+                  <w14:solidFill>
+                    <w14:schemeClr w14:val="tx1"/>
+                  </w14:solidFill>
+                </w14:textFill>
+              </w:rPr>
+            </w:pPr>
+            <w:r>
+              <w:rPr>
+                <w:rFonts w:hint="eastAsia" w:ascii="Times New Roman" w:hAnsi="Times New Roman" w:eastAsia="宋体" w:cs="Times New Roman"/>
+                <w:color w:val="000000" w:themeColor="text1"/>
+                <w:kern w:val="2"/>
+                <w:sz w:val="21"/>
+                <w:szCs w:val="21"/>
+                <w:lang w:val="en-US" w:eastAsia="zh-CN" w:bidi="ar"/>
+                <w14:textFill>
+                  <w14:solidFill>
+                    <w14:schemeClr w14:val="tx1"/>
+                  </w14:solidFill>
+                </w14:textFill>
+              </w:rPr>
+              <w:t>测试</w:t>
+            </w:r>
+            <w:r>
+              <w:rPr>
+                <w:rFonts w:hint="default" w:ascii="Times New Roman" w:hAnsi="Times New Roman" w:eastAsia="宋体" w:cs="Times New Roman"/>
+                <w:color w:val="000000" w:themeColor="text1"/>
+                <w:kern w:val="2"/>
+                <w:sz w:val="21"/>
+                <w:szCs w:val="21"/>
+                <w:lang w:val="en-US" w:eastAsia="zh-CN" w:bidi="ar"/>
+                <w14:textFill>
+                  <w14:solidFill>
+                    <w14:schemeClr w14:val="tx1"/>
+                  </w14:solidFill>
+                </w14:textFill>
+              </w:rPr>
+              <w:t>{{test}}</w:t>
             </w:r>
           </w:p>
         </w:tc>
@@ -635,6 +691,42 @@
             </w:pPr>
           </w:p>
         </w:tc>
+        <w:tc>
+          <w:tcPr>
+            <w:tcW w:w="1301" w:type="dxa"/>
+            <w:vMerge w:val="continue"/>
+            <w:tcBorders>
+              <w:left w:val="single" w:color="auto" w:sz="4" w:space="0"/>
+              <w:right w:val="single" w:color="auto" w:sz="4" w:space="0"/>
+            </w:tcBorders>
+            <w:shd w:val="clear" w:color="auto" w:fill="auto"/>
+            <w:vAlign w:val="center"/>
+          </w:tcPr>
+          <w:p>
+            <w:pPr>
+              <w:keepNext w:val="0"/>
+              <w:keepLines w:val="0"/>
+              <w:widowControl/>
+              <w:suppressLineNumbers w:val="0"/>
+              <w:spacing w:before="0" w:beforeAutospacing="0" w:after="0" w:afterAutospacing="0"/>
+              <w:ind w:left="0" w:right="0"/>
+              <w:jc w:val="center"/>
+              <w:rPr>
+                <w:rFonts w:hint="eastAsia" w:ascii="宋体" w:hAnsi="宋体" w:eastAsia="宋体" w:cs="宋体"/>
+                <w:color w:val="000000" w:themeColor="text1"/>
+                <w:kern w:val="2"/>
+                <w:sz w:val="21"/>
+                <w:szCs w:val="21"/>
+                <w:lang w:val="en-US" w:eastAsia="zh-CN" w:bidi="ar"/>
+                <w14:textFill>
+                  <w14:solidFill>
+                    <w14:schemeClr w14:val="tx1"/>
+                  </w14:solidFill>
+                </w14:textFill>
+              </w:rPr>
+            </w:pPr>
+          </w:p>
+        </w:tc>
       </w:tr>
       <w:tr>
         <w:tblPrEx>
@@ -965,6 +1057,43 @@
               </w:rPr>
               <w:t>结论</w:t>
             </w:r>
+          </w:p>
+        </w:tc>
+        <w:tc>
+          <w:tcPr>
+            <w:tcW w:w="1301" w:type="dxa"/>
+            <w:vMerge w:val="continue"/>
+            <w:tcBorders>
+              <w:left w:val="single" w:color="auto" w:sz="4" w:space="0"/>
+              <w:bottom w:val="single" w:color="auto" w:sz="4" w:space="0"/>
+              <w:right w:val="single" w:color="auto" w:sz="4" w:space="0"/>
+            </w:tcBorders>
+            <w:shd w:val="clear" w:color="auto" w:fill="auto"/>
+            <w:vAlign w:val="center"/>
+          </w:tcPr>
+          <w:p>
+            <w:pPr>
+              <w:keepNext w:val="0"/>
+              <w:keepLines w:val="0"/>
+              <w:widowControl/>
+              <w:suppressLineNumbers w:val="0"/>
+              <w:spacing w:before="0" w:beforeAutospacing="0" w:after="0" w:afterAutospacing="0"/>
+              <w:ind w:left="0" w:right="0"/>
+              <w:jc w:val="center"/>
+              <w:rPr>
+                <w:rFonts w:hint="eastAsia" w:ascii="宋体" w:hAnsi="宋体" w:eastAsia="宋体" w:cs="宋体"/>
+                <w:color w:val="000000" w:themeColor="text1"/>
+                <w:kern w:val="2"/>
+                <w:sz w:val="21"/>
+                <w:szCs w:val="21"/>
+                <w:lang w:val="en-US" w:eastAsia="zh-CN" w:bidi="ar"/>
+                <w14:textFill>
+                  <w14:solidFill>
+                    <w14:schemeClr w14:val="tx1"/>
+                  </w14:solidFill>
+                </w14:textFill>
+              </w:rPr>
+            </w:pPr>
           </w:p>
         </w:tc>
       </w:tr>
@@ -1205,25 +1334,7 @@
                   </w14:solidFill>
                 </w14:textFill>
               </w:rPr>
-              <w:t xml:space="preserve"> [v</w:t>
-            </w:r>
-            <w:bookmarkStart w:id="0" w:name="_GoBack"/>
-            <w:bookmarkEnd w:id="0"/>
-            <w:r>
-              <w:rPr>
-                <w:rFonts w:hint="eastAsia" w:ascii="Times New Roman" w:hAnsi="Times New Roman" w:eastAsia="宋体" w:cs="Times New Roman"/>
-                <w:color w:val="000000" w:themeColor="text1"/>
-                <w:kern w:val="2"/>
-                <w:sz w:val="21"/>
-                <w:szCs w:val="21"/>
-                <w:lang w:val="en-US" w:eastAsia="zh-CN" w:bidi="ar"/>
-                <w14:textFill>
-                  <w14:solidFill>
-                    <w14:schemeClr w14:val="tx1"/>
-                  </w14:solidFill>
-                </w14:textFill>
-              </w:rPr>
-              <w:t>merge][companyName]</w:t>
+              <w:t xml:space="preserve"> [vmerge][companyName]</w:t>
             </w:r>
           </w:p>
         </w:tc>
@@ -1335,6 +1446,43 @@
               </w:rPr>
               <w:t>[jgpd]</w:t>
             </w:r>
+          </w:p>
+        </w:tc>
+        <w:tc>
+          <w:tcPr>
+            <w:tcW w:w="1301" w:type="dxa"/>
+            <w:tcBorders>
+              <w:top w:val="single" w:color="auto" w:sz="4" w:space="0"/>
+              <w:left w:val="single" w:color="auto" w:sz="4" w:space="0"/>
+              <w:bottom w:val="single" w:color="auto" w:sz="4" w:space="0"/>
+              <w:right w:val="single" w:color="auto" w:sz="4" w:space="0"/>
+            </w:tcBorders>
+            <w:shd w:val="clear" w:color="auto" w:fill="auto"/>
+            <w:vAlign w:val="center"/>
+          </w:tcPr>
+          <w:p>
+            <w:pPr>
+              <w:keepNext w:val="0"/>
+              <w:keepLines w:val="0"/>
+              <w:widowControl/>
+              <w:suppressLineNumbers w:val="0"/>
+              <w:spacing w:before="0" w:beforeAutospacing="0" w:after="0" w:afterAutospacing="0"/>
+              <w:ind w:left="0" w:right="0"/>
+              <w:jc w:val="center"/>
+              <w:rPr>
+                <w:rFonts w:hint="default" w:ascii="Times New Roman" w:hAnsi="Times New Roman" w:eastAsia="宋体" w:cs="Times New Roman"/>
+                <w:color w:val="000000" w:themeColor="text1"/>
+                <w:kern w:val="2"/>
+                <w:sz w:val="21"/>
+                <w:szCs w:val="21"/>
+                <w:lang w:val="en-US" w:eastAsia="zh-CN" w:bidi="ar"/>
+                <w14:textFill>
+                  <w14:solidFill>
+                    <w14:schemeClr w14:val="tx1"/>
+                  </w14:solidFill>
+                </w14:textFill>
+              </w:rPr>
+            </w:pPr>
           </w:p>
         </w:tc>
       </w:tr>
@@ -1406,6 +1554,43 @@
               </w:rPr>
               <w:t>附加声明:报告无本单位“专用章”无效；报告无三级审核无效；报告改动、换页无效；委托试验检验报告仅对来样检测结果负责；未经本单位书面授权，不得部分复制本报告或用于其他用途；若对本报告有异议，应于收到报告15个工作日内向本单位提出书面复议申请，逾期不予受理。{{conclusion}}</w:t>
             </w:r>
+          </w:p>
+        </w:tc>
+        <w:tc>
+          <w:tcPr>
+            <w:tcW w:w="1301" w:type="dxa"/>
+            <w:tcBorders>
+              <w:top w:val="single" w:color="auto" w:sz="4" w:space="0"/>
+              <w:left w:val="single" w:color="auto" w:sz="4" w:space="0"/>
+              <w:bottom w:val="nil"/>
+              <w:right w:val="single" w:color="auto" w:sz="4" w:space="0"/>
+            </w:tcBorders>
+            <w:shd w:val="clear" w:color="auto" w:fill="auto"/>
+            <w:vAlign w:val="top"/>
+          </w:tcPr>
+          <w:p>
+            <w:pPr>
+              <w:keepNext w:val="0"/>
+              <w:keepLines w:val="0"/>
+              <w:widowControl/>
+              <w:suppressLineNumbers w:val="0"/>
+              <w:spacing w:before="0" w:beforeAutospacing="0" w:after="0" w:afterAutospacing="0"/>
+              <w:ind w:left="0" w:right="0"/>
+              <w:jc w:val="both"/>
+              <w:rPr>
+                <w:rFonts w:hint="eastAsia" w:ascii="宋体" w:hAnsi="宋体" w:eastAsia="宋体" w:cs="宋体"/>
+                <w:color w:val="000000" w:themeColor="text1"/>
+                <w:kern w:val="2"/>
+                <w:sz w:val="21"/>
+                <w:szCs w:val="21"/>
+                <w:lang w:val="en-US" w:eastAsia="zh-CN" w:bidi="ar"/>
+                <w14:textFill>
+                  <w14:solidFill>
+                    <w14:schemeClr w14:val="tx1"/>
+                  </w14:solidFill>
+                </w14:textFill>
+              </w:rPr>
+            </w:pPr>
           </w:p>
         </w:tc>
       </w:tr>
@@ -1621,6 +1806,44 @@
               </w:rPr>
               <w:t>{{org_email}}</w:t>
             </w:r>
+          </w:p>
+        </w:tc>
+        <w:tc>
+          <w:tcPr>
+            <w:tcW w:w="1301" w:type="dxa"/>
+            <w:tcBorders>
+              <w:top w:val="nil"/>
+              <w:left w:val="nil"/>
+              <w:bottom w:val="single" w:color="auto" w:sz="4" w:space="0"/>
+              <w:right w:val="single" w:color="auto" w:sz="4" w:space="0"/>
+            </w:tcBorders>
+            <w:shd w:val="clear" w:color="auto" w:fill="auto"/>
+            <w:vAlign w:val="center"/>
+          </w:tcPr>
+          <w:p>
+            <w:pPr>
+              <w:keepNext w:val="0"/>
+              <w:keepLines w:val="0"/>
+              <w:widowControl/>
+              <w:suppressLineNumbers w:val="0"/>
+              <w:wordWrap w:val="0"/>
+              <w:spacing w:before="0" w:beforeAutospacing="0" w:after="0" w:afterAutospacing="0"/>
+              <w:ind w:left="0" w:right="0"/>
+              <w:jc w:val="right"/>
+              <w:rPr>
+                <w:rFonts w:hint="eastAsia" w:ascii="宋体" w:hAnsi="宋体" w:eastAsia="宋体" w:cs="宋体"/>
+                <w:color w:val="000000" w:themeColor="text1"/>
+                <w:kern w:val="2"/>
+                <w:sz w:val="21"/>
+                <w:szCs w:val="21"/>
+                <w:lang w:val="en-US" w:eastAsia="zh-CN" w:bidi="ar"/>
+                <w14:textFill>
+                  <w14:solidFill>
+                    <w14:schemeClr w14:val="tx1"/>
+                  </w14:solidFill>
+                </w14:textFill>
+              </w:rPr>
+            </w:pPr>
           </w:p>
         </w:tc>
       </w:tr>
@@ -1718,13 +1941,13 @@
       <w:pStyle w:val="4"/>
       <w:jc w:val="center"/>
       <w:rPr>
-        <w:color w:val="808080" w:themeColor="background1" w:themeShade="80"/>
+        <w:color w:val="7F7F7F" w:themeColor="background1" w:themeShade="80"/>
       </w:rPr>
     </w:pPr>
     <w:r>
       <w:rPr>
         <w:rFonts w:hint="eastAsia"/>
-        <w:color w:val="808080" w:themeColor="background1" w:themeShade="80"/>
+        <w:color w:val="7F7F7F" w:themeColor="background1" w:themeShade="80"/>
       </w:rPr>
       <w:t>本文档由Poi-tL生成</w:t>
     </w:r>
